--- a/flow/20230927_hours/drafts/2024-07-u/19.07.docx
+++ b/flow/20230927_hours/drafts/2024-07-u/19.07.docx
@@ -94,18 +94,15 @@
     </w:p>
     <w:p>
       <w:pPr>
-        <w:spacing w:line="240" w:lineRule="auto"/>
-        <w:rPr>
-          <w:rFonts w:ascii="Times New Roman" w:hAnsi="Times New Roman"/>
-          <w:sz w:val="24"/>
-        </w:rPr>
-      </w:pPr>
-      <w:r>
-        <w:rPr>
-          <w:rFonts w:ascii="Times New Roman" w:hAnsi="Times New Roman"/>
-          <w:sz w:val="24"/>
-        </w:rPr>
-        <w:t>Царю небесний, утішителю, Душе істини,* що всюди єси і все наповняєш,* скарбе дібр і життя подателю,* прийди і вселися в нас,* і очисти нас від усякої скверни,* і спаси, Благий, душі наші.</w:t>
+        <w:pStyle w:val="a"/>
+        <w:spacing w:after="120"/>
+      </w:pPr>
+      <w:r>
+        <w:rPr>
+          <w:rFonts w:ascii="Times New Roman" w:hAnsi="Times New Roman"/>
+          <w:sz w:val="24"/>
+        </w:rPr>
+        <w:t>Ца́рю небе́сний, утіши́телю, Ду́ше íстини,* що всю́ди єси́ і все наповня́єш,* скарбни́це благ і життя́ пода́телю,* прийди́, і всели́ся в нас,* і очи́сти нас від уся́кої скве́рни,* і спаси́, благи́й, ду́ші на́ші.</w:t>
       </w:r>
     </w:p>
     <w:p>
@@ -328,51 +325,24 @@
     </w:p>
     <w:p>
       <w:pPr>
-        <w:spacing w:line="240" w:lineRule="auto"/>
-        <w:rPr>
-          <w:rFonts w:ascii="Times New Roman" w:hAnsi="Times New Roman"/>
-          <w:sz w:val="24"/>
-        </w:rPr>
-      </w:pPr>
-      <w:r>
-        <w:rPr>
-          <w:rFonts w:ascii="Times New Roman" w:hAnsi="Times New Roman"/>
-          <w:i/>
-          <w:color w:val="FF0000"/>
-          <w:sz w:val="24"/>
-        </w:rPr>
-        <w:t>Священик</w:t>
-      </w:r>
-      <w:r>
-        <w:rPr>
-          <w:rFonts w:ascii="Times New Roman" w:hAnsi="Times New Roman"/>
-          <w:i/>
-          <w:color w:val="FF0000"/>
-          <w:sz w:val="24"/>
-        </w:rPr>
-        <w:t>:</w:t>
-      </w:r>
-      <w:r>
-        <w:rPr>
-          <w:rFonts w:ascii="Times New Roman" w:hAnsi="Times New Roman"/>
-          <w:color w:val="FF0000"/>
-          <w:sz w:val="24"/>
-        </w:rPr>
-        <w:t xml:space="preserve"> </w:t>
-      </w:r>
-      <w:r>
-        <w:rPr>
-          <w:rFonts w:ascii="Times New Roman" w:hAnsi="Times New Roman"/>
-          <w:sz w:val="24"/>
-        </w:rPr>
-        <w:t xml:space="preserve">Бо твоє є царство, і сила, і слава, Отця, і Сина, і Святого Духа, нині і повсякчас, і на віки </w:t>
-      </w:r>
-      <w:r>
-        <w:rPr>
-          <w:rFonts w:ascii="Times New Roman" w:hAnsi="Times New Roman"/>
-          <w:sz w:val="24"/>
-        </w:rPr>
-        <w:t>віків.</w:t>
+        <w:pStyle w:val="a"/>
+        <w:spacing w:after="120"/>
+      </w:pPr>
+      <w:r>
+        <w:rPr>
+          <w:rFonts w:ascii="Times New Roman" w:hAnsi="Times New Roman"/>
+          <w:i/>
+          <w:color w:val="FF0000"/>
+          <w:sz w:val="24"/>
+        </w:rPr>
+        <w:t>Священник:</w:t>
+      </w:r>
+      <w:r>
+        <w:rPr>
+          <w:rFonts w:ascii="Times New Roman" w:hAnsi="Times New Roman"/>
+          <w:sz w:val="24"/>
+        </w:rPr>
+        <w:t xml:space="preserve"> Бо Твоє є царство, і сила, і слава, Отця, і Сина, і Святого Духа, нині, і повсякчас, і на віки віків.</w:t>
       </w:r>
     </w:p>
     <w:p>
@@ -1921,34 +1891,24 @@
     </w:p>
     <w:p>
       <w:pPr>
-        <w:spacing w:line="240" w:lineRule="auto"/>
-        <w:rPr>
-          <w:rFonts w:ascii="Times New Roman" w:hAnsi="Times New Roman"/>
-          <w:sz w:val="24"/>
-        </w:rPr>
-      </w:pPr>
-      <w:r>
-        <w:rPr>
-          <w:rFonts w:ascii="Times New Roman" w:hAnsi="Times New Roman"/>
-          <w:i/>
-          <w:color w:val="FF0000"/>
-          <w:sz w:val="24"/>
-        </w:rPr>
-        <w:t xml:space="preserve">Священик: </w:t>
-      </w:r>
-      <w:r>
-        <w:rPr>
-          <w:rFonts w:ascii="Times New Roman" w:hAnsi="Times New Roman"/>
-          <w:sz w:val="24"/>
-        </w:rPr>
-        <w:t xml:space="preserve">Бо твоє є царство, і сила, і слава, Отця, і Сина, і Святого Духа, нині і повсякчас, і на віки </w:t>
-      </w:r>
-      <w:r>
-        <w:rPr>
-          <w:rFonts w:ascii="Times New Roman" w:hAnsi="Times New Roman"/>
-          <w:sz w:val="24"/>
-        </w:rPr>
-        <w:t>віків.</w:t>
+        <w:pStyle w:val="a"/>
+        <w:spacing w:after="120"/>
+      </w:pPr>
+      <w:r>
+        <w:rPr>
+          <w:rFonts w:ascii="Times New Roman" w:hAnsi="Times New Roman"/>
+          <w:i/>
+          <w:color w:val="FF0000"/>
+          <w:sz w:val="24"/>
+        </w:rPr>
+        <w:t>Священник:</w:t>
+      </w:r>
+      <w:r>
+        <w:rPr>
+          <w:rFonts w:ascii="Times New Roman" w:hAnsi="Times New Roman"/>
+          <w:sz w:val="24"/>
+        </w:rPr>
+        <w:t xml:space="preserve"> Бо Твоє є царство, і сила, і слава, Отця, і Сина, і Святого Духа, нині, і повсякчас, і на віки віків.</w:t>
       </w:r>
     </w:p>
     <w:p>
@@ -2622,18 +2582,15 @@
     </w:p>
     <w:p>
       <w:pPr>
-        <w:spacing w:line="240" w:lineRule="auto"/>
-        <w:rPr>
-          <w:rFonts w:ascii="Times New Roman" w:hAnsi="Times New Roman"/>
-          <w:sz w:val="24"/>
-        </w:rPr>
-      </w:pPr>
-      <w:r>
-        <w:rPr>
-          <w:rFonts w:ascii="Times New Roman" w:hAnsi="Times New Roman"/>
-          <w:sz w:val="24"/>
-        </w:rPr>
-        <w:t>Царю небесний, утішителю, Душе істини,* що всюди єси і все наповняєш,* скарбе дібр і життя подателю,* прийди і вселися в нас,* і очисти нас від усякої скверни,* і спаси, Благий, душі наші.</w:t>
+        <w:pStyle w:val="a"/>
+        <w:spacing w:after="120"/>
+      </w:pPr>
+      <w:r>
+        <w:rPr>
+          <w:rFonts w:ascii="Times New Roman" w:hAnsi="Times New Roman"/>
+          <w:sz w:val="24"/>
+        </w:rPr>
+        <w:t>Ца́рю небе́сний, утіши́телю, Ду́ше íстини,* що всю́ди єси́ і все наповня́єш,* скарбни́це благ і життя́ пода́телю,* прийди́, і всели́ся в нас,* і очи́сти нас від уся́кої скве́рни,* і спаси́, благи́й, ду́ші на́ші.</w:t>
       </w:r>
     </w:p>
     <w:p>
@@ -2870,34 +2827,24 @@
     </w:p>
     <w:p>
       <w:pPr>
-        <w:spacing w:line="240" w:lineRule="auto"/>
-        <w:rPr>
-          <w:rFonts w:ascii="Times New Roman" w:hAnsi="Times New Roman"/>
-          <w:sz w:val="24"/>
-        </w:rPr>
-      </w:pPr>
-      <w:r>
-        <w:rPr>
-          <w:rFonts w:ascii="Times New Roman" w:hAnsi="Times New Roman"/>
-          <w:i/>
-          <w:color w:val="FF0000"/>
-          <w:sz w:val="24"/>
-        </w:rPr>
-        <w:t xml:space="preserve">Священик: </w:t>
-      </w:r>
-      <w:r>
-        <w:rPr>
-          <w:rFonts w:ascii="Times New Roman" w:hAnsi="Times New Roman"/>
-          <w:sz w:val="24"/>
-        </w:rPr>
-        <w:t xml:space="preserve">Бо твоє є царство, і сила, і слава, Отця, і Сина, і Святого Духа, нині і повсякчас, і на віки </w:t>
-      </w:r>
-      <w:r>
-        <w:rPr>
-          <w:rFonts w:ascii="Times New Roman" w:hAnsi="Times New Roman"/>
-          <w:sz w:val="24"/>
-        </w:rPr>
-        <w:t>віків.</w:t>
+        <w:pStyle w:val="a"/>
+        <w:spacing w:after="120"/>
+      </w:pPr>
+      <w:r>
+        <w:rPr>
+          <w:rFonts w:ascii="Times New Roman" w:hAnsi="Times New Roman"/>
+          <w:i/>
+          <w:color w:val="FF0000"/>
+          <w:sz w:val="24"/>
+        </w:rPr>
+        <w:t>Священник:</w:t>
+      </w:r>
+      <w:r>
+        <w:rPr>
+          <w:rFonts w:ascii="Times New Roman" w:hAnsi="Times New Roman"/>
+          <w:sz w:val="24"/>
+        </w:rPr>
+        <w:t xml:space="preserve"> Бо Твоє є царство, і сила, і слава, Отця, і Сина, і Святого Духа, нині, і повсякчас, і на віки віків.</w:t>
       </w:r>
     </w:p>
     <w:p>
@@ -4845,34 +4792,24 @@
     </w:p>
     <w:p>
       <w:pPr>
-        <w:spacing w:line="240" w:lineRule="auto"/>
-        <w:rPr>
-          <w:rFonts w:ascii="Times New Roman" w:hAnsi="Times New Roman"/>
-          <w:sz w:val="24"/>
-        </w:rPr>
-      </w:pPr>
-      <w:r>
-        <w:rPr>
-          <w:rFonts w:ascii="Times New Roman" w:hAnsi="Times New Roman"/>
-          <w:i/>
-          <w:color w:val="FF0000"/>
-          <w:sz w:val="24"/>
-        </w:rPr>
-        <w:t xml:space="preserve">Священик: </w:t>
-      </w:r>
-      <w:r>
-        <w:rPr>
-          <w:rFonts w:ascii="Times New Roman" w:hAnsi="Times New Roman"/>
-          <w:sz w:val="24"/>
-        </w:rPr>
-        <w:t xml:space="preserve">Бо твоє є царство, і сила, і слава, Отця, і Сина, і Святого Духа, нині і повсякчас, і на віки </w:t>
-      </w:r>
-      <w:r>
-        <w:rPr>
-          <w:rFonts w:ascii="Times New Roman" w:hAnsi="Times New Roman"/>
-          <w:sz w:val="24"/>
-        </w:rPr>
-        <w:t>віків.</w:t>
+        <w:pStyle w:val="a"/>
+        <w:spacing w:after="120"/>
+      </w:pPr>
+      <w:r>
+        <w:rPr>
+          <w:rFonts w:ascii="Times New Roman" w:hAnsi="Times New Roman"/>
+          <w:i/>
+          <w:color w:val="FF0000"/>
+          <w:sz w:val="24"/>
+        </w:rPr>
+        <w:t>Священник:</w:t>
+      </w:r>
+      <w:r>
+        <w:rPr>
+          <w:rFonts w:ascii="Times New Roman" w:hAnsi="Times New Roman"/>
+          <w:sz w:val="24"/>
+        </w:rPr>
+        <w:t xml:space="preserve"> Бо Твоє є царство, і сила, і слава, Отця, і Сина, і Святого Духа, нині, і повсякчас, і на віки віків.</w:t>
       </w:r>
     </w:p>
     <w:p>
@@ -5613,18 +5550,15 @@
     </w:p>
     <w:p>
       <w:pPr>
-        <w:spacing w:line="240" w:lineRule="auto"/>
-        <w:rPr>
-          <w:rFonts w:ascii="Times New Roman" w:hAnsi="Times New Roman"/>
-          <w:sz w:val="24"/>
-        </w:rPr>
-      </w:pPr>
-      <w:r>
-        <w:rPr>
-          <w:rFonts w:ascii="Times New Roman" w:hAnsi="Times New Roman"/>
-          <w:sz w:val="24"/>
-        </w:rPr>
-        <w:t>Царю небесний, утішителю, Душе істини,* що всюди єси і все наповняєш,* скарбе дібр і життя подателю,* прийди і вселися в нас,* і очисти нас від усякої скверни,* і спаси, Благий, душі наші.</w:t>
+        <w:pStyle w:val="a"/>
+        <w:spacing w:after="120"/>
+      </w:pPr>
+      <w:r>
+        <w:rPr>
+          <w:rFonts w:ascii="Times New Roman" w:hAnsi="Times New Roman"/>
+          <w:sz w:val="24"/>
+        </w:rPr>
+        <w:t>Ца́рю небе́сний, утіши́телю, Ду́ше íстини,* що всю́ди єси́ і все наповня́єш,* скарбни́це благ і життя́ пода́телю,* прийди́, і всели́ся в нас,* і очи́сти нас від уся́кої скве́рни,* і спаси́, благи́й, ду́ші на́ші.</w:t>
       </w:r>
     </w:p>
     <w:p>
@@ -5847,34 +5781,24 @@
     </w:p>
     <w:p>
       <w:pPr>
-        <w:spacing w:line="240" w:lineRule="auto"/>
-        <w:rPr>
-          <w:rFonts w:ascii="Times New Roman" w:hAnsi="Times New Roman"/>
-          <w:sz w:val="24"/>
-        </w:rPr>
-      </w:pPr>
-      <w:r>
-        <w:rPr>
-          <w:rFonts w:ascii="Times New Roman" w:hAnsi="Times New Roman"/>
-          <w:i/>
-          <w:color w:val="FF0000"/>
-          <w:sz w:val="24"/>
-        </w:rPr>
-        <w:t xml:space="preserve">Священик: </w:t>
-      </w:r>
-      <w:r>
-        <w:rPr>
-          <w:rFonts w:ascii="Times New Roman" w:hAnsi="Times New Roman"/>
-          <w:sz w:val="24"/>
-        </w:rPr>
-        <w:t xml:space="preserve">Бо твоє є царство, і сила, і слава, Отця, і Сина, і Святого Духа, нині і повсякчас, і на віки </w:t>
-      </w:r>
-      <w:r>
-        <w:rPr>
-          <w:rFonts w:ascii="Times New Roman" w:hAnsi="Times New Roman"/>
-          <w:sz w:val="24"/>
-        </w:rPr>
-        <w:t>віків.</w:t>
+        <w:pStyle w:val="a"/>
+        <w:spacing w:after="120"/>
+      </w:pPr>
+      <w:r>
+        <w:rPr>
+          <w:rFonts w:ascii="Times New Roman" w:hAnsi="Times New Roman"/>
+          <w:i/>
+          <w:color w:val="FF0000"/>
+          <w:sz w:val="24"/>
+        </w:rPr>
+        <w:t>Священник:</w:t>
+      </w:r>
+      <w:r>
+        <w:rPr>
+          <w:rFonts w:ascii="Times New Roman" w:hAnsi="Times New Roman"/>
+          <w:sz w:val="24"/>
+        </w:rPr>
+        <w:t xml:space="preserve"> Бо Твоє є царство, і сила, і слава, Отця, і Сина, і Святого Духа, нині, і повсякчас, і на віки віків.</w:t>
       </w:r>
     </w:p>
     <w:p>
@@ -7826,34 +7750,24 @@
     </w:p>
     <w:p>
       <w:pPr>
-        <w:spacing w:line="240" w:lineRule="auto"/>
-        <w:rPr>
-          <w:rFonts w:ascii="Times New Roman" w:hAnsi="Times New Roman"/>
-          <w:sz w:val="24"/>
-        </w:rPr>
-      </w:pPr>
-      <w:r>
-        <w:rPr>
-          <w:rFonts w:ascii="Times New Roman" w:hAnsi="Times New Roman"/>
-          <w:i/>
-          <w:color w:val="FF0000"/>
-          <w:sz w:val="24"/>
-        </w:rPr>
-        <w:t xml:space="preserve">Священик: </w:t>
-      </w:r>
-      <w:r>
-        <w:rPr>
-          <w:rFonts w:ascii="Times New Roman" w:hAnsi="Times New Roman"/>
-          <w:sz w:val="24"/>
-        </w:rPr>
-        <w:t xml:space="preserve">Бо твоє є царство, і сила, і слава, Отця, і Сина, і Святого Духа, нині і повсякчас, і на віки </w:t>
-      </w:r>
-      <w:r>
-        <w:rPr>
-          <w:rFonts w:ascii="Times New Roman" w:hAnsi="Times New Roman"/>
-          <w:sz w:val="24"/>
-        </w:rPr>
-        <w:t>віків.</w:t>
+        <w:pStyle w:val="a"/>
+        <w:spacing w:after="120"/>
+      </w:pPr>
+      <w:r>
+        <w:rPr>
+          <w:rFonts w:ascii="Times New Roman" w:hAnsi="Times New Roman"/>
+          <w:i/>
+          <w:color w:val="FF0000"/>
+          <w:sz w:val="24"/>
+        </w:rPr>
+        <w:t>Священник:</w:t>
+      </w:r>
+      <w:r>
+        <w:rPr>
+          <w:rFonts w:ascii="Times New Roman" w:hAnsi="Times New Roman"/>
+          <w:sz w:val="24"/>
+        </w:rPr>
+        <w:t xml:space="preserve"> Бо Твоє є царство, і сила, і слава, Отця, і Сина, і Святого Духа, нині, і повсякчас, і на віки віків.</w:t>
       </w:r>
     </w:p>
     <w:p>
@@ -8711,18 +8625,15 @@
     </w:p>
     <w:p>
       <w:pPr>
-        <w:spacing w:line="240" w:lineRule="auto"/>
-        <w:rPr>
-          <w:rFonts w:ascii="Times New Roman" w:hAnsi="Times New Roman"/>
-          <w:sz w:val="24"/>
-        </w:rPr>
-      </w:pPr>
-      <w:r>
-        <w:rPr>
-          <w:rFonts w:ascii="Times New Roman" w:hAnsi="Times New Roman"/>
-          <w:sz w:val="24"/>
-        </w:rPr>
-        <w:t>Царю небесний, утішителю, Душе істини,* що всюди єси і все наповняєш,* скарбе дібр і життя подателю,* прийди і вселися в нас,* і очисти нас від усякої скверни,* і спаси, Благий, душі наші.</w:t>
+        <w:pStyle w:val="a"/>
+        <w:spacing w:after="120"/>
+      </w:pPr>
+      <w:r>
+        <w:rPr>
+          <w:rFonts w:ascii="Times New Roman" w:hAnsi="Times New Roman"/>
+          <w:sz w:val="24"/>
+        </w:rPr>
+        <w:t>Ца́рю небе́сний, утіши́телю, Ду́ше íстини,* що всю́ди єси́ і все наповня́єш,* скарбни́це благ і життя́ пода́телю,* прийди́, і всели́ся в нас,* і очи́сти нас від уся́кої скве́рни,* і спаси́, благи́й, ду́ші на́ші.</w:t>
       </w:r>
     </w:p>
     <w:p>
@@ -8931,34 +8842,24 @@
     </w:p>
     <w:p>
       <w:pPr>
-        <w:spacing w:line="240" w:lineRule="auto"/>
-        <w:rPr>
-          <w:rFonts w:ascii="Times New Roman" w:hAnsi="Times New Roman"/>
-          <w:sz w:val="24"/>
-        </w:rPr>
-      </w:pPr>
-      <w:r>
-        <w:rPr>
-          <w:rFonts w:ascii="Times New Roman" w:hAnsi="Times New Roman"/>
-          <w:i/>
-          <w:color w:val="FF0000"/>
-          <w:sz w:val="24"/>
-        </w:rPr>
-        <w:t xml:space="preserve">Священик: </w:t>
-      </w:r>
-      <w:r>
-        <w:rPr>
-          <w:rFonts w:ascii="Times New Roman" w:hAnsi="Times New Roman"/>
-          <w:sz w:val="24"/>
-        </w:rPr>
-        <w:t xml:space="preserve">Бо твоє є царство, і сила, і слава, Отця, і Сина, і Святого Духа, нині і повсякчас, і на віки </w:t>
-      </w:r>
-      <w:r>
-        <w:rPr>
-          <w:rFonts w:ascii="Times New Roman" w:hAnsi="Times New Roman"/>
-          <w:sz w:val="24"/>
-        </w:rPr>
-        <w:t>віків.</w:t>
+        <w:pStyle w:val="a"/>
+        <w:spacing w:after="120"/>
+      </w:pPr>
+      <w:r>
+        <w:rPr>
+          <w:rFonts w:ascii="Times New Roman" w:hAnsi="Times New Roman"/>
+          <w:i/>
+          <w:color w:val="FF0000"/>
+          <w:sz w:val="24"/>
+        </w:rPr>
+        <w:t>Священник:</w:t>
+      </w:r>
+      <w:r>
+        <w:rPr>
+          <w:rFonts w:ascii="Times New Roman" w:hAnsi="Times New Roman"/>
+          <w:sz w:val="24"/>
+        </w:rPr>
+        <w:t xml:space="preserve"> Бо Твоє є царство, і сила, і слава, Отця, і Сина, і Святого Духа, нині, і повсякчас, і на віки віків.</w:t>
       </w:r>
     </w:p>
     <w:p>
@@ -10486,34 +10387,24 @@
     </w:p>
     <w:p>
       <w:pPr>
-        <w:spacing w:line="240" w:lineRule="auto"/>
-        <w:rPr>
-          <w:rFonts w:ascii="Times New Roman" w:hAnsi="Times New Roman"/>
-          <w:sz w:val="24"/>
-        </w:rPr>
-      </w:pPr>
-      <w:r>
-        <w:rPr>
-          <w:rFonts w:ascii="Times New Roman" w:hAnsi="Times New Roman"/>
-          <w:i/>
-          <w:color w:val="FF0000"/>
-          <w:sz w:val="24"/>
-        </w:rPr>
-        <w:t xml:space="preserve">Священик: </w:t>
-      </w:r>
-      <w:r>
-        <w:rPr>
-          <w:rFonts w:ascii="Times New Roman" w:hAnsi="Times New Roman"/>
-          <w:sz w:val="24"/>
-        </w:rPr>
-        <w:t xml:space="preserve">Бо твоє є царство, і сила, і слава, Отця, і Сина, і Святого Духа, нині і повсякчас, і на віки </w:t>
-      </w:r>
-      <w:r>
-        <w:rPr>
-          <w:rFonts w:ascii="Times New Roman" w:hAnsi="Times New Roman"/>
-          <w:sz w:val="24"/>
-        </w:rPr>
-        <w:t>віків.</w:t>
+        <w:pStyle w:val="a"/>
+        <w:spacing w:after="120"/>
+      </w:pPr>
+      <w:r>
+        <w:rPr>
+          <w:rFonts w:ascii="Times New Roman" w:hAnsi="Times New Roman"/>
+          <w:i/>
+          <w:color w:val="FF0000"/>
+          <w:sz w:val="24"/>
+        </w:rPr>
+        <w:t>Священник:</w:t>
+      </w:r>
+      <w:r>
+        <w:rPr>
+          <w:rFonts w:ascii="Times New Roman" w:hAnsi="Times New Roman"/>
+          <w:sz w:val="24"/>
+        </w:rPr>
+        <w:t xml:space="preserve"> Бо Твоє є царство, і сила, і слава, Отця, і Сина, і Святого Духа, нині, і повсякчас, і на віки віків.</w:t>
       </w:r>
     </w:p>
     <w:p>

--- a/flow/20230927_hours/drafts/2024-07-u/19.07.docx
+++ b/flow/20230927_hours/drafts/2024-07-u/19.07.docx
@@ -4429,15 +4429,6 @@
       </w:r>
     </w:p>
     <w:p>
-      <w:pPr>
-        <w:spacing w:line="240" w:lineRule="auto"/>
-        <w:rPr>
-          <w:rFonts w:ascii="Times New Roman" w:hAnsi="Times New Roman"/>
-          <w:i/>
-          <w:color w:val="FF0000"/>
-          <w:sz w:val="24"/>
-        </w:rPr>
-      </w:pPr>
       <w:r>
         <w:rPr>
           <w:rFonts w:ascii="Times New Roman" w:hAnsi="Times New Roman"/>
@@ -4446,6 +4437,38 @@
           <w:sz w:val="24"/>
         </w:rPr>
         <w:t xml:space="preserve">Тропар </w:t>
+      </w:r>
+      <w:r>
+        <w:rPr>
+          <w:rFonts w:ascii="Times New Roman" w:hAnsi="Times New Roman"/>
+          <w:color w:val="FF0000"/>
+          <w:sz w:val="24"/>
+        </w:rPr>
+        <w:t>(</w:t>
+      </w:r>
+      <w:r>
+        <w:rPr>
+          <w:rFonts w:ascii="Times New Roman" w:hAnsi="Times New Roman"/>
+          <w:i/>
+          <w:color w:val="FF0000"/>
+          <w:sz w:val="24"/>
+        </w:rPr>
+        <w:t>г. 2</w:t>
+      </w:r>
+      <w:r>
+        <w:rPr>
+          <w:rFonts w:ascii="Times New Roman" w:hAnsi="Times New Roman"/>
+          <w:color w:val="FF0000"/>
+          <w:sz w:val="24"/>
+        </w:rPr>
+        <w:t xml:space="preserve">): </w:t>
+      </w:r>
+      <w:r>
+        <w:rPr>
+          <w:rFonts w:ascii="Times New Roman" w:hAnsi="Times New Roman"/>
+          <w:sz w:val="24"/>
+        </w:rPr>
+        <w:t>Жениха свого смерть побачивши, розважила ти тлінне життя і марноту світу.* Звідси й спонуку взяла ти і стала невістою нетлінного обручника,* здобуваючи собі на його любов повздержністю і покорою.* Тому й нині тішиться з ангелами, преподобна Макрино, дух твій.</w:t>
       </w:r>
     </w:p>
     <w:p>
@@ -4838,15 +4861,6 @@
       </w:r>
     </w:p>
     <w:p>
-      <w:pPr>
-        <w:spacing w:line="240" w:lineRule="auto"/>
-        <w:rPr>
-          <w:rFonts w:ascii="Times New Roman" w:hAnsi="Times New Roman"/>
-          <w:i/>
-          <w:color w:val="FF0000"/>
-          <w:sz w:val="24"/>
-        </w:rPr>
-      </w:pPr>
       <w:r>
         <w:rPr>
           <w:rFonts w:ascii="Times New Roman" w:hAnsi="Times New Roman"/>
@@ -4855,6 +4869,38 @@
           <w:sz w:val="24"/>
         </w:rPr>
         <w:t xml:space="preserve">Кондак </w:t>
+      </w:r>
+      <w:r>
+        <w:rPr>
+          <w:rFonts w:ascii="Times New Roman" w:hAnsi="Times New Roman"/>
+          <w:color w:val="FF0000"/>
+          <w:sz w:val="24"/>
+        </w:rPr>
+        <w:t>(</w:t>
+      </w:r>
+      <w:r>
+        <w:rPr>
+          <w:rFonts w:ascii="Times New Roman" w:hAnsi="Times New Roman"/>
+          <w:i/>
+          <w:color w:val="FF0000"/>
+          <w:sz w:val="24"/>
+        </w:rPr>
+        <w:t>г. 4</w:t>
+      </w:r>
+      <w:r>
+        <w:rPr>
+          <w:rFonts w:ascii="Times New Roman" w:hAnsi="Times New Roman"/>
+          <w:color w:val="FF0000"/>
+          <w:sz w:val="24"/>
+        </w:rPr>
+        <w:t>):</w:t>
+      </w:r>
+      <w:r>
+        <w:rPr>
+          <w:rFonts w:ascii="Times New Roman" w:hAnsi="Times New Roman"/>
+          <w:sz w:val="24"/>
+        </w:rPr>
+        <w:t xml:space="preserve"> Бога благого усім серцем полюбила ти, преподобна Макрино,* і його хрест святий на рам’я взяла* та ревно пішла за ним.* Тому й здобула ти прогрішень прощення. </w:t>
       </w:r>
     </w:p>
     <w:p>
@@ -9960,23 +10006,21 @@
       </w:r>
     </w:p>
     <w:p>
-      <w:pPr>
-        <w:spacing w:line="240" w:lineRule="auto"/>
-        <w:rPr>
-          <w:rFonts w:ascii="Times New Roman" w:hAnsi="Times New Roman"/>
-          <w:i/>
-          <w:color w:val="FF0000"/>
-          <w:sz w:val="24"/>
-        </w:rPr>
-      </w:pPr>
-      <w:r>
-        <w:rPr>
-          <w:rFonts w:ascii="Times New Roman" w:hAnsi="Times New Roman"/>
-          <w:i/>
-          <w:color w:val="FF0000"/>
-          <w:sz w:val="24"/>
-        </w:rPr>
-        <w:t xml:space="preserve">Тропар </w:t>
+      <w:r>
+        <w:rPr>
+          <w:rFonts w:ascii="Times New Roman" w:hAnsi="Times New Roman"/>
+          <w:i/>
+          <w:color w:val="FF0000"/>
+          <w:sz w:val="24"/>
+        </w:rPr>
+        <w:t xml:space="preserve">Тропар (г. 8): </w:t>
+      </w:r>
+      <w:r>
+        <w:rPr>
+          <w:rFonts w:ascii="Times New Roman" w:hAnsi="Times New Roman"/>
+          <w:sz w:val="24"/>
+        </w:rPr>
+        <w:t>В тобі, отче, дбайливо зберігся образ,* бо прийнявши хрест ти пішов слідом за Христом* і ділом навчав ти погорджувати тілом, бо воно проминає,* а дбати про душу – єство безсмертне.* Тим-то з ангелами разом радується,* преподобний Дію, дух твій.</w:t>
       </w:r>
     </w:p>
     <w:p>
@@ -10433,23 +10477,21 @@
       </w:r>
     </w:p>
     <w:p>
-      <w:pPr>
-        <w:spacing w:line="240" w:lineRule="auto"/>
-        <w:rPr>
-          <w:rFonts w:ascii="Times New Roman" w:hAnsi="Times New Roman"/>
-          <w:i/>
-          <w:color w:val="FF0000"/>
-          <w:sz w:val="24"/>
-        </w:rPr>
-      </w:pPr>
-      <w:r>
-        <w:rPr>
-          <w:rFonts w:ascii="Times New Roman" w:hAnsi="Times New Roman"/>
-          <w:i/>
-          <w:color w:val="FF0000"/>
-          <w:sz w:val="24"/>
-        </w:rPr>
-        <w:t xml:space="preserve">Кондак </w:t>
+      <w:r>
+        <w:rPr>
+          <w:rFonts w:ascii="Times New Roman" w:hAnsi="Times New Roman"/>
+          <w:i/>
+          <w:color w:val="FF0000"/>
+          <w:sz w:val="24"/>
+        </w:rPr>
+        <w:t xml:space="preserve">Кондак (г. 2): </w:t>
+      </w:r>
+      <w:r>
+        <w:rPr>
+          <w:rFonts w:ascii="Times New Roman" w:hAnsi="Times New Roman"/>
+          <w:sz w:val="24"/>
+        </w:rPr>
+        <w:t>Чистотою душі божественно озброївшись,* неустанну молитву, як спис, взявши владно,* переміг єси демонів полки, чудотворче, отче наш Дію,* моли безустанно за всіх нас.</w:t>
       </w:r>
     </w:p>
     <w:p>

--- a/flow/20230927_hours/drafts/2024-07-u/19.07.docx
+++ b/flow/20230927_hours/drafts/2024-07-u/19.07.docx
@@ -4468,7 +4468,35 @@
           <w:rFonts w:ascii="Times New Roman" w:hAnsi="Times New Roman"/>
           <w:sz w:val="24"/>
         </w:rPr>
-        <w:t>Жениха свого смерть побачивши, розважила ти тлінне життя і марноту світу.* Звідси й спонуку взяла ти і стала невістою нетлінного обручника,* здобуваючи собі на його любов повздержністю і покорою.* Тому й нині тішиться з ангелами, преподобна Макрино, дух твій.</w:t>
+        <w:t xml:space="preserve">Жениха свого смерть побачивши, розважила ти тлінне життя і марноту світу.* Звідси й спонуку взяла ти і стала </w:t>
+      </w:r>
+      <w:r>
+        <w:rPr>
+          <w:rFonts w:ascii="Times New Roman" w:hAnsi="Times New Roman"/>
+          <w:sz w:val="24"/>
+        </w:rPr>
+        <w:t>невістою</w:t>
+      </w:r>
+      <w:r>
+        <w:rPr>
+          <w:rFonts w:ascii="Times New Roman" w:hAnsi="Times New Roman"/>
+          <w:sz w:val="24"/>
+        </w:rPr>
+        <w:t xml:space="preserve"> нетлінного обручника,* здобуваючи собі на його любов повздержністю і покорою.* Тому й нині тішиться з ангелами, преподобна </w:t>
+      </w:r>
+      <w:r>
+        <w:rPr>
+          <w:rFonts w:ascii="Times New Roman" w:hAnsi="Times New Roman"/>
+          <w:sz w:val="24"/>
+        </w:rPr>
+        <w:t>Макрино</w:t>
+      </w:r>
+      <w:r>
+        <w:rPr>
+          <w:rFonts w:ascii="Times New Roman" w:hAnsi="Times New Roman"/>
+          <w:sz w:val="24"/>
+        </w:rPr>
+        <w:t>, дух твій.</w:t>
       </w:r>
     </w:p>
     <w:p>
@@ -4900,7 +4928,21 @@
           <w:rFonts w:ascii="Times New Roman" w:hAnsi="Times New Roman"/>
           <w:sz w:val="24"/>
         </w:rPr>
-        <w:t xml:space="preserve"> Бога благого усім серцем полюбила ти, преподобна Макрино,* і його хрест святий на рам’я взяла* та ревно пішла за ним.* Тому й здобула ти прогрішень прощення. </w:t>
+        <w:t xml:space="preserve"> Бога благого усім серцем полюбила ти, преподобна </w:t>
+      </w:r>
+      <w:r>
+        <w:rPr>
+          <w:rFonts w:ascii="Times New Roman" w:hAnsi="Times New Roman"/>
+          <w:sz w:val="24"/>
+        </w:rPr>
+        <w:t>Макрино</w:t>
+      </w:r>
+      <w:r>
+        <w:rPr>
+          <w:rFonts w:ascii="Times New Roman" w:hAnsi="Times New Roman"/>
+          <w:sz w:val="24"/>
+        </w:rPr>
+        <w:t xml:space="preserve">,* і його хрест святий на рам’я взяла* та ревно пішла за ним.* Тому й здобула ти прогрішень прощення. </w:t>
       </w:r>
     </w:p>
     <w:p>
